--- a/docs/project_plan_solo.docx
+++ b/docs/project_plan_solo.docx
@@ -21,7 +21,7 @@
           <w:i/>
           <w:sz w:val="22"/>
         </w:rPr>
-        <w:t>Марина проводит все 47 интервью сама. Темп: 2–3 интервью в неделю. Запись в Zoom.</w:t>
+        <w:t>Марина проводит все 45 интервью сама. Темп: 2–3 интервью в неделю. Запись в Zoom.</w:t>
       </w:r>
     </w:p>
     <w:p>
@@ -47,7 +47,7 @@
         <w:rPr>
           <w:rFonts w:ascii="Arial" w:hAnsi="Arial" w:eastAsia="Arial"/>
         </w:rPr>
-        <w:t>46</w:t>
+        <w:t>45</w:t>
       </w:r>
     </w:p>
     <w:p>
@@ -92,7 +92,7 @@
         <w:rPr>
           <w:rFonts w:ascii="Arial" w:hAnsi="Arial" w:eastAsia="Arial"/>
         </w:rPr>
-        <w:t>ориентировочно 19 недель</w:t>
+        <w:t>ориентировочно 20 недель</w:t>
       </w:r>
     </w:p>
     <w:p>
@@ -159,7 +159,7 @@
           <w:i w:val="0"/>
           <w:sz w:val="22"/>
         </w:rPr>
-        <w:t>Старт интервью: 22 июня 2026. Завершение интервью: конец октября 2026. Завершение проекта (документ + презентация): начало декабря 2026.</w:t>
+        <w:t>Старт интервью: 31 августа 2026. Завершение интервью: конец января 2027. Завершение проекта (документ + презентация): март 2027.</w:t>
       </w:r>
     </w:p>
     <w:p>
@@ -260,7 +260,7 @@
           <w:color w:val="4CAF50"/>
           <w:sz w:val="26"/>
         </w:rPr>
-        <w:t>Этап 2. Запуск (22–29 июня)</w:t>
+        <w:t>Этап 2. Запуск (31 августа – 4 сентября)</w:t>
       </w:r>
     </w:p>
     <w:p>
@@ -305,7 +305,7 @@
           <w:color w:val="FF9800"/>
           <w:sz w:val="26"/>
         </w:rPr>
-        <w:t>Этап 3. Набор интервью (29 июня – 30 октября)</w:t>
+        <w:t>Этап 3. Набор интервью (7 сентября – 29 января)</w:t>
       </w:r>
     </w:p>
     <w:p>
@@ -316,7 +316,7 @@
         <w:rPr>
           <w:rFonts w:ascii="Arial" w:hAnsi="Arial" w:eastAsia="Arial"/>
         </w:rPr>
-        <w:t>Марина проводит 2–3 интервью в неделю — не начато — 47 интервью</w:t>
+        <w:t>Марина проводит 2–3 интервью в неделю — не начато — 45 интервью</w:t>
       </w:r>
     </w:p>
     <w:p>
@@ -350,7 +350,7 @@
           <w:color w:val="9C27B0"/>
           <w:sz w:val="26"/>
         </w:rPr>
-        <w:t>Этап 4. Анализ (2–20 ноября)</w:t>
+        <w:t>Этап 4. Анализ (1–26 февраля)</w:t>
       </w:r>
     </w:p>
     <w:p>
@@ -384,7 +384,7 @@
           <w:color w:val="E91E63"/>
           <w:sz w:val="26"/>
         </w:rPr>
-        <w:t>Этап 5. Документация и презентация (16 ноября – 4 декабря)</w:t>
+        <w:t>Этап 5. Документация и презентация (1 марта – 22 марта)</w:t>
       </w:r>
     </w:p>
     <w:p>
@@ -582,7 +582,7 @@
           <w:i/>
           <w:sz w:val="20"/>
         </w:rPr>
-        <w:t>Подготовлено: 28.07.2026</w:t>
+        <w:t>Подготовлено: 27.08.2026</w:t>
       </w:r>
     </w:p>
     <w:sectPr>
